--- a/docs/Checklist_truoc_khi_nop.docx
+++ b/docs/Checklist_truoc_khi_nop.docx
@@ -56,7 +56,7 @@
         <w:rPr/>
       </w:pPr>
       <w:r>
-        <w:t>Họ và tên: Đỗ Sơn Nhật                             MSSV: SV20260001           Bạn cặp (MSSV): SV20260002</w:t>
+        <w:t>Họ và tên: Lại Thị Thanh Xuân                             MSSV: 23110309           Bạn cặp (MSSV): SV20260002</w:t>
       </w:r>
     </w:p>
     <w:p>
